--- a/resources/templates/filiacao.docx
+++ b/resources/templates/filiacao.docx
@@ -518,7 +518,7 @@
                                 <w:rFonts w:ascii="Arial" w:hAnsi="Arial"/>
                                 <w:color w:val="000000"/>
                               </w:rPr>
-                              <w:t>${STATE}</w:t>
+                              <w:t>${STATE2}</w:t>
                             </w:r>
                           </w:p>
                         </w:txbxContent>
@@ -549,7 +549,7 @@
                           <w:rFonts w:ascii="Arial" w:hAnsi="Arial"/>
                           <w:color w:val="000000"/>
                         </w:rPr>
-                        <w:t>${STATE}</w:t>
+                        <w:t>${STATE2}</w:t>
                       </w:r>
                     </w:p>
                   </w:txbxContent>
